--- a/Weber-County-2026-Voter-Guide.docx
+++ b/Weber-County-2026-Voter-Guide.docx
@@ -1343,7 +1343,7 @@
         <w:spacing w:after="120" w:line="276"/>
       </w:pPr>
       <w:r>
-        <w:t xml:space="preserve">Each candidate is graded on those five questions, using one scale. Grades judge the record, not the person. Meeting the legal minimum earns a C, not a B. Power on campaign money uses one fixed scale for every candidate and party: A when 90% or more of the counted money comes from individual people, B at 67–89%, C at 34–66%, D at 10–33%, F under 10%. Counted money is individuals plus caucus and leadership PACs plus other organizations. Ordinary party help and the candidate’s own money are shown but not counted, and every page states how much of their own money each candidate put in. Each topic is graded on its own, and “Overall” averages only the questions that could be graded (A = 4 down to F = 0). A plus or minus shows where that average falls between letters; an average exactly halfway counts toward the higher letter, with a minus. The Weber case files grade two topics for every candidate: </w:t>
+        <w:t xml:space="preserve">Each candidate is graded on those five questions, using one scale. Grades judge the record, not the person. Meeting the legal minimum earns a C, not a B. Power on campaign money uses one fixed scale for every candidate and party: A when 90% or more of the counted money comes from individual people, B at 67–89%, C at 34–66%, D at 10–33%, F under 10%. Counted money is individuals plus caucus and leadership PACs plus other organizations. Ordinary party help and the candidate’s own money are shown but not counted, and every page states how much of their own money each candidate put in. Each topic is graded on its own, and “Overall” averages only the questions that could be graded (A = 4 down to F = 0). A plus or minus shows where that average falls between letters; an average exactly halfway counts toward the higher letter, with a minus. On disclosure forms, an item voters can’t see anywhere else (a company, a board seat, a job) left off is graded D; two left off, D−; three or more, F. Legislative pay, which is public, left off with nothing else missing is graded D+. Anything named somewhere on the form counts as listed, and a form not on file is graded F. The Weber case files grade two topics for every candidate: </w:t>
       </w:r>
       <w:r>
         <w:rPr>
@@ -4959,7 +4959,7 @@
         </w:rPr>
         <w:t xml:space="preserve">Full case file: </w:t>
       </w:r>
-      <w:hyperlink w:history="1" r:id="rId-mfsid5nefo3ppxsxvftw">
+      <w:hyperlink w:history="1" r:id="rIdrlev7cpljqb1ahfwgy0ld">
         <w:r>
           <w:rPr>
             <w:rStyle w:val="Hyperlink"/>
@@ -5023,7 +5023,7 @@
         <w:t xml:space="preserve">His disclosure form</w:t>
       </w:r>
       <w:r>
-        <w:t xml:space="preserve"> (read as pasted text, Oct. 1, 2026) lists his job, his business, his income source, and two board seats (Ogden School Foundation and Major Brent Taylor Foundation). He also lists his wife’s employer and his home, which goes beyond what the form requires. The form does not ask about relatives.</w:t>
+        <w:t xml:space="preserve"> (read as pasted text, Oct. 1, 2026) lists his job, his business, his income source, and two board seats (Ogden School Foundation and Major Brent Taylor Foundation). He also lists his wife’s employer and his home, which goes beyond what the form requires. His legislative pay as a sitting representative is not listed anywhere on the form, so it is graded D+ (Oct. 3, 2026; earlier B). The form does not ask about relatives.</w:t>
       </w:r>
     </w:p>
     <w:p>
@@ -6276,27 +6276,27 @@
               <w:bottom w:val="single" w:color="BFB6A0" w:sz="4"/>
               <w:right w:val="single" w:color="BFB6A0" w:sz="4"/>
             </w:tcBorders>
-            <w:shd w:fill="6A9A3A" w:val="clear"/>
-            <w:tcMar>
-              <w:top w:type="dxa" w:w="60"/>
-              <w:left w:type="dxa" w:w="80"/>
-              <w:bottom w:type="dxa" w:w="60"/>
-              <w:right w:type="dxa" w:w="80"/>
-            </w:tcMar>
-          </w:tcPr>
-          <w:p>
-            <w:pPr>
-              <w:jc w:val="center"/>
-            </w:pPr>
-            <w:r>
-              <w:rPr>
-                <w:b/>
-                <w:bCs/>
-                <w:color w:val="FFFFFF"/>
-                <w:sz w:val="19"/>
-                <w:szCs w:val="19"/>
-              </w:rPr>
-              <w:t xml:space="preserve">B</w:t>
+            <w:shd w:fill="C0692A" w:val="clear"/>
+            <w:tcMar>
+              <w:top w:type="dxa" w:w="60"/>
+              <w:left w:type="dxa" w:w="80"/>
+              <w:bottom w:type="dxa" w:w="60"/>
+              <w:right w:type="dxa" w:w="80"/>
+            </w:tcMar>
+          </w:tcPr>
+          <w:p>
+            <w:pPr>
+              <w:jc w:val="center"/>
+            </w:pPr>
+            <w:r>
+              <w:rPr>
+                <w:b/>
+                <w:bCs/>
+                <w:color w:val="FFFFFF"/>
+                <w:sz w:val="19"/>
+                <w:szCs w:val="19"/>
+              </w:rPr>
+              <w:t xml:space="preserve">D+</w:t>
             </w:r>
           </w:p>
         </w:tc>
@@ -6408,27 +6408,27 @@
               <w:bottom w:val="single" w:color="BFB6A0" w:sz="4"/>
               <w:right w:val="single" w:color="BFB6A0" w:sz="4"/>
             </w:tcBorders>
-            <w:shd w:fill="6A9A3A" w:val="clear"/>
-            <w:tcMar>
-              <w:top w:type="dxa" w:w="60"/>
-              <w:left w:type="dxa" w:w="80"/>
-              <w:bottom w:type="dxa" w:w="60"/>
-              <w:right w:type="dxa" w:w="80"/>
-            </w:tcMar>
-          </w:tcPr>
-          <w:p>
-            <w:pPr>
-              <w:jc w:val="center"/>
-            </w:pPr>
-            <w:r>
-              <w:rPr>
-                <w:b/>
-                <w:bCs/>
-                <w:color w:val="FFFFFF"/>
-                <w:sz w:val="19"/>
-                <w:szCs w:val="19"/>
-              </w:rPr>
-              <w:t xml:space="preserve">B</w:t>
+            <w:shd w:fill="C0692A" w:val="clear"/>
+            <w:tcMar>
+              <w:top w:type="dxa" w:w="60"/>
+              <w:left w:type="dxa" w:w="80"/>
+              <w:bottom w:type="dxa" w:w="60"/>
+              <w:right w:type="dxa" w:w="80"/>
+            </w:tcMar>
+          </w:tcPr>
+          <w:p>
+            <w:pPr>
+              <w:jc w:val="center"/>
+            </w:pPr>
+            <w:r>
+              <w:rPr>
+                <w:b/>
+                <w:bCs/>
+                <w:color w:val="FFFFFF"/>
+                <w:sz w:val="19"/>
+                <w:szCs w:val="19"/>
+              </w:rPr>
+              <w:t xml:space="preserve">D+</w:t>
             </w:r>
           </w:p>
         </w:tc>
@@ -7189,7 +7189,7 @@
         </w:rPr>
         <w:t xml:space="preserve">Full case file: </w:t>
       </w:r>
-      <w:hyperlink w:history="1" r:id="rIda2pt8jcddo7uxwqc3pele">
+      <w:hyperlink w:history="1" r:id="rIdxmtyubkcmiplawuee6lsy">
         <w:r>
           <w:rPr>
             <w:rStyle w:val="Hyperlink"/>
@@ -7253,7 +7253,7 @@
         <w:t xml:space="preserve">His disclosure form</w:t>
       </w:r>
       <w:r>
-        <w:t xml:space="preserve"> lists his employer and job, with no business entities, outside income of $5,000 or more, stocks or board seats. He also lists his wife’s current and previous employers, which goes beyond what the form requires.</w:t>
+        <w:t xml:space="preserve"> lists his employer and job, with no business entities, outside income of $5,000 or more, stocks or board seats. He also lists his wife’s current and previous employers, which goes beyond what the form requires. His legislative pay as a sitting representative is not listed anywhere on the form, so it is graded D+ (Oct. 3, 2026; earlier B).</w:t>
       </w:r>
     </w:p>
     <w:p>
@@ -8773,27 +8773,27 @@
               <w:bottom w:val="single" w:color="BFB6A0" w:sz="4"/>
               <w:right w:val="single" w:color="BFB6A0" w:sz="4"/>
             </w:tcBorders>
-            <w:shd w:fill="6A9A3A" w:val="clear"/>
-            <w:tcMar>
-              <w:top w:type="dxa" w:w="60"/>
-              <w:left w:type="dxa" w:w="80"/>
-              <w:bottom w:type="dxa" w:w="60"/>
-              <w:right w:type="dxa" w:w="80"/>
-            </w:tcMar>
-          </w:tcPr>
-          <w:p>
-            <w:pPr>
-              <w:jc w:val="center"/>
-            </w:pPr>
-            <w:r>
-              <w:rPr>
-                <w:b/>
-                <w:bCs/>
-                <w:color w:val="FFFFFF"/>
-                <w:sz w:val="19"/>
-                <w:szCs w:val="19"/>
-              </w:rPr>
-              <w:t xml:space="preserve">B</w:t>
+            <w:shd w:fill="C0692A" w:val="clear"/>
+            <w:tcMar>
+              <w:top w:type="dxa" w:w="60"/>
+              <w:left w:type="dxa" w:w="80"/>
+              <w:bottom w:type="dxa" w:w="60"/>
+              <w:right w:type="dxa" w:w="80"/>
+            </w:tcMar>
+          </w:tcPr>
+          <w:p>
+            <w:pPr>
+              <w:jc w:val="center"/>
+            </w:pPr>
+            <w:r>
+              <w:rPr>
+                <w:b/>
+                <w:bCs/>
+                <w:color w:val="FFFFFF"/>
+                <w:sz w:val="19"/>
+                <w:szCs w:val="19"/>
+              </w:rPr>
+              <w:t xml:space="preserve">D+</w:t>
             </w:r>
           </w:p>
         </w:tc>
@@ -8905,27 +8905,27 @@
               <w:bottom w:val="single" w:color="BFB6A0" w:sz="4"/>
               <w:right w:val="single" w:color="BFB6A0" w:sz="4"/>
             </w:tcBorders>
-            <w:shd w:fill="6A9A3A" w:val="clear"/>
-            <w:tcMar>
-              <w:top w:type="dxa" w:w="60"/>
-              <w:left w:type="dxa" w:w="80"/>
-              <w:bottom w:type="dxa" w:w="60"/>
-              <w:right w:type="dxa" w:w="80"/>
-            </w:tcMar>
-          </w:tcPr>
-          <w:p>
-            <w:pPr>
-              <w:jc w:val="center"/>
-            </w:pPr>
-            <w:r>
-              <w:rPr>
-                <w:b/>
-                <w:bCs/>
-                <w:color w:val="FFFFFF"/>
-                <w:sz w:val="19"/>
-                <w:szCs w:val="19"/>
-              </w:rPr>
-              <w:t xml:space="preserve">B</w:t>
+            <w:shd w:fill="C0692A" w:val="clear"/>
+            <w:tcMar>
+              <w:top w:type="dxa" w:w="60"/>
+              <w:left w:type="dxa" w:w="80"/>
+              <w:bottom w:type="dxa" w:w="60"/>
+              <w:right w:type="dxa" w:w="80"/>
+            </w:tcMar>
+          </w:tcPr>
+          <w:p>
+            <w:pPr>
+              <w:jc w:val="center"/>
+            </w:pPr>
+            <w:r>
+              <w:rPr>
+                <w:b/>
+                <w:bCs/>
+                <w:color w:val="FFFFFF"/>
+                <w:sz w:val="19"/>
+                <w:szCs w:val="19"/>
+              </w:rPr>
+              <w:t xml:space="preserve">D+</w:t>
             </w:r>
           </w:p>
         </w:tc>
@@ -9919,7 +9919,7 @@
         </w:rPr>
         <w:t xml:space="preserve">Full case file: </w:t>
       </w:r>
-      <w:hyperlink w:history="1" r:id="rIdnapd3mc986mdiygcmaxps">
+      <w:hyperlink w:history="1" r:id="rIdcg-aae727a1drk02k5w-i">
         <w:r>
           <w:rPr>
             <w:rStyle w:val="Hyperlink"/>
@@ -9983,7 +9983,7 @@
         <w:t xml:space="preserve">His disclosure form</w:t>
       </w:r>
       <w:r>
-        <w:t xml:space="preserve"> lists Sawyer &amp; Co as his employer but answers “n/a” to the question about businesses he owns or runs. The state registry lists Sawyer &amp; Co, LLC (formed July 8, 2026, at his home address) with him as a member. A required item is missing.</w:t>
+        <w:t xml:space="preserve"> (July 2026) lists Sawyer &amp; Co as his employer, with him as “Owner,” but answers “n/a” to the question about businesses he owns or runs. The state registry lists Sawyer &amp; Co, LLC (formed July 8, 2026) with him as a member. Because the company is named on the form, it counts as listed. His legislative pay as a sitting representative is not listed anywhere on his January or July form, so the form is graded D+ (Oct. 3, 2026; earlier D).</w:t>
       </w:r>
     </w:p>
     <w:p>
@@ -11279,7 +11279,7 @@
                 <w:sz w:val="19"/>
                 <w:szCs w:val="19"/>
               </w:rPr>
-              <w:t xml:space="preserve">D</w:t>
+              <w:t xml:space="preserve">D+</w:t>
             </w:r>
           </w:p>
         </w:tc>
@@ -11411,7 +11411,7 @@
                 <w:sz w:val="19"/>
                 <w:szCs w:val="19"/>
               </w:rPr>
-              <w:t xml:space="preserve">D</w:t>
+              <w:t xml:space="preserve">D+</w:t>
             </w:r>
           </w:p>
         </w:tc>
@@ -12186,7 +12186,7 @@
         </w:rPr>
         <w:t xml:space="preserve">Full case file: </w:t>
       </w:r>
-      <w:hyperlink w:history="1" r:id="rIdvmjs9xabn3bogqxffc99p">
+      <w:hyperlink w:history="1" r:id="rIdrd84jzvw9zcgrbrnrniwn">
         <w:r>
           <w:rPr>
             <w:rStyle w:val="Hyperlink"/>
@@ -13873,7 +13873,7 @@
         </w:rPr>
         <w:t xml:space="preserve">Full case file: </w:t>
       </w:r>
-      <w:hyperlink w:history="1" r:id="rIdrzqtvcku6qkkrgtubd8j7">
+      <w:hyperlink w:history="1" r:id="rIdphikeexna7nsxwmanehiv">
         <w:r>
           <w:rPr>
             <w:rStyle w:val="Hyperlink"/>
@@ -13937,7 +13937,7 @@
         <w:t xml:space="preserve">Her disclosure form.</w:t>
       </w:r>
       <w:r>
-        <w:t xml:space="preserve"> Her January 2026 form listed her ownership of Tava Town LLC. Her July 11, 2026 form (re-read as pasted text, Oct. 1) answers “n/a” on owned businesses. It lists 29 stocks, two employers and five properties.</w:t>
+        <w:t xml:space="preserve"> Her January 2026 form listed her ownership of Tava Town LLC. Her July 11, 2026 form (re-read as pasted text, Oct. 1) answers “n/a” on owned businesses. It lists 29 stocks, two employers and five properties. Her legislative pay is also not listed anywhere on the form; with Tava Town LLC left off, the grade stays D.</w:t>
       </w:r>
     </w:p>
     <w:p>
@@ -16070,7 +16070,7 @@
         </w:rPr>
         <w:t xml:space="preserve">Full case file: </w:t>
       </w:r>
-      <w:hyperlink w:history="1" r:id="rId5ryn6dr0xo4vqvxltxc2w">
+      <w:hyperlink w:history="1" r:id="rIdqwjkb1xxzmgxvfs4zibmg">
         <w:r>
           <w:rPr>
             <w:rStyle w:val="Hyperlink"/>
@@ -16134,7 +16134,7 @@
         <w:t xml:space="preserve">His disclosure form</w:t>
       </w:r>
       <w:r>
-        <w:t xml:space="preserve"> (2026) lists 25 entities, mostly apartment, homebuilding, ranching and hotel companies, and answers “None” to the board question. The state business registry lists active roles that aren’t on it: director of Village at the Bluff Homeowners Association, officer of Coles Crossing Homeowners Association, sole manager of Syracuse Land Investments, LLC, and sole member of Eastgate Affinity, LLC. His 2019 form listed two board seats. His House bio says he stepped away from homebuilding in 2023; the 2026 form still lists both building companies as owned and as income.</w:t>
+        <w:t xml:space="preserve"> (2026) lists 25 entities, mostly apartment, homebuilding, ranching and hotel companies, and answers “None” to the board question. The state business registry lists active roles that aren’t on it: director of Village at the Bluff Homeowners Association, officer of Coles Crossing Homeowners Association, sole manager of Syracuse Land Investments, LLC, and sole member of Eastgate Affinity, LLC. His 2019 form listed two board seats. His legislative pay is also not on the 2026 form. His House bio says he stepped away from homebuilding in 2023; the 2026 form still lists both building companies as owned and as income.</w:t>
       </w:r>
     </w:p>
     <w:p>
@@ -18308,7 +18308,7 @@
         </w:rPr>
         <w:t xml:space="preserve">Full case file: </w:t>
       </w:r>
-      <w:hyperlink w:history="1" r:id="rIdghxhc1rj6buuyizdfikgw">
+      <w:hyperlink w:history="1" r:id="rIdis8pghknqdskuq5sa9yq0">
         <w:r>
           <w:rPr>
             <w:rStyle w:val="Hyperlink"/>
@@ -18372,7 +18372,7 @@
         <w:t xml:space="preserve">Her disclosure form</w:t>
       </w:r>
       <w:r>
-        <w:t xml:space="preserve"> (Jan. 10, 2026; read as pasted text Oct. 1) lists 21 businesses, 33 stock holdings including Google, and two unpaid boards. The state registry shows three roles that are not on it: director of North Fork Meadows Owners Association, manager of Scoots Industries LLC, and director of Ogden Regional Airport Association. The case file calls this a documented gap between public records, not a claim about intent.</w:t>
+        <w:t xml:space="preserve"> (Jan. 10, 2026; read as pasted text Oct. 1) lists 21 businesses, 33 stock holdings including Google, and two unpaid boards. The state registry shows three roles that are not on it: director of North Fork Meadows Owners Association, manager of Scoots Industries LLC, and director of Ogden Regional Airport Association. Her legislative pay is also not on the form. The case file calls this a documented gap between public records, not a claim about intent.</w:t>
       </w:r>
     </w:p>
     <w:p>
@@ -20533,7 +20533,7 @@
         </w:rPr>
         <w:t xml:space="preserve">Full case file: </w:t>
       </w:r>
-      <w:hyperlink w:history="1" r:id="rIdbvpjh-bosid5rysdck262">
+      <w:hyperlink w:history="1" r:id="rIdzaq5hyawtyvpsq9jcdemg">
         <w:r>
           <w:rPr>
             <w:rStyle w:val="Hyperlink"/>
@@ -20696,7 +20696,7 @@
         </w:rPr>
         <w:t xml:space="preserve">Full case file: </w:t>
       </w:r>
-      <w:hyperlink w:history="1" r:id="rIdy2gbnypgquml11lv99a1i">
+      <w:hyperlink w:history="1" r:id="rIdhygziiue-oykfpge82cmc">
         <w:r>
           <w:rPr>
             <w:rStyle w:val="Hyperlink"/>
@@ -22074,7 +22074,7 @@
         </w:rPr>
         <w:t xml:space="preserve">Full case file: </w:t>
       </w:r>
-      <w:hyperlink w:history="1" r:id="rId-xvwpc-ozmrxbvmvq55wu">
+      <w:hyperlink w:history="1" r:id="rIdkcjhknumvd8yz2izl_egn">
         <w:r>
           <w:rPr>
             <w:rStyle w:val="Hyperlink"/>
@@ -22105,7 +22105,7 @@
         </w:rPr>
         <w:t xml:space="preserve">Candidate statement: </w:t>
       </w:r>
-      <w:hyperlink w:history="1" r:id="rId0flsg_xkjdeztlobitjfo">
+      <w:hyperlink w:history="1" r:id="rIdo5kyialpthhlaf702ndn5">
         <w:r>
           <w:rPr>
             <w:rStyle w:val="Hyperlink"/>
@@ -25474,7 +25474,7 @@
                 <w:sz w:val="20"/>
                 <w:szCs w:val="20"/>
               </w:rPr>
-              <w:t xml:space="preserve">Wilcox, Mittendorf, Kyle, Shelton, Hernandez, Rich, Graff</w:t>
+              <w:t xml:space="preserve">Mittendorf, Shelton, Hernandez, Rich, Graff</w:t>
             </w:r>
           </w:p>
         </w:tc>
@@ -25661,7 +25661,7 @@
                 <w:sz w:val="20"/>
                 <w:szCs w:val="20"/>
               </w:rPr>
-              <w:t xml:space="preserve">Sawyer</w:t>
+              <w:t xml:space="preserve">Wilcox, Kyle, Sawyer</w:t>
             </w:r>
           </w:p>
         </w:tc>
@@ -25690,7 +25690,7 @@
                 <w:sz w:val="20"/>
                 <w:szCs w:val="20"/>
               </w:rPr>
-              <w:t xml:space="preserve">D</w:t>
+              <w:t xml:space="preserve">D+</w:t>
             </w:r>
           </w:p>
         </w:tc>
@@ -25719,7 +25719,7 @@
                 <w:sz w:val="20"/>
                 <w:szCs w:val="20"/>
               </w:rPr>
-              <w:t xml:space="preserve">Answered “n/a” on businesses owned; the registry lists Sawyer &amp; Co, LLC</w:t>
+              <w:t xml:space="preserve">Legislative pay as a sitting representative not listed anywhere on the form; nothing else missing (Sawyer’s company is named on his form as his employer)</w:t>
             </w:r>
           </w:p>
         </w:tc>
@@ -25906,7 +25906,7 @@
                 <w:sz w:val="20"/>
                 <w:szCs w:val="20"/>
               </w:rPr>
-              <w:t xml:space="preserve">July form answers “n/a” on businesses; her January form listed Tava Town LLC</w:t>
+              <w:t xml:space="preserve">July form leaves off Tava Town LLC, listed on her January form; legislative pay also not listed</w:t>
             </w:r>
           </w:p>
         </w:tc>
@@ -26001,7 +26001,7 @@
                 <w:sz w:val="20"/>
                 <w:szCs w:val="20"/>
               </w:rPr>
-              <w:t xml:space="preserve">Three registry roles not on the form</w:t>
+              <w:t xml:space="preserve">Three registry roles not on the form; legislative pay also not listed</w:t>
             </w:r>
           </w:p>
         </w:tc>
@@ -26093,7 +26093,7 @@
                 <w:sz w:val="20"/>
                 <w:szCs w:val="20"/>
               </w:rPr>
-              <w:t xml:space="preserve">Answers “None” on boards; the registry lists two HOA board roles and two LLCs that aren’t on the form</w:t>
+              <w:t xml:space="preserve">Answers “None” on boards; the registry lists two HOA board roles and two LLCs that aren’t on the form; legislative pay also not listed</w:t>
             </w:r>
           </w:p>
         </w:tc>
@@ -26410,7 +26410,7 @@
       <w:r>
         <w:t xml:space="preserve">Weber County Elections (dates, vote centers, drop boxes): </w:t>
       </w:r>
-      <w:hyperlink w:history="1" r:id="rId9jsx_j54sgxtnwqeb1kgc">
+      <w:hyperlink w:history="1" r:id="rIde2o-zegthb8w1h_3riwkr">
         <w:r>
           <w:rPr>
             <w:rStyle w:val="Hyperlink"/>
@@ -26431,7 +26431,7 @@
       <w:r>
         <w:t xml:space="preserve">Weber County candidate financial disclosures: </w:t>
       </w:r>
-      <w:hyperlink w:history="1" r:id="rId7ca8qlwr2fwfoqrolcmhu">
+      <w:hyperlink w:history="1" r:id="rIdznkfcyuaa9nkwctw-whl0">
         <w:r>
           <w:rPr>
             <w:rStyle w:val="Hyperlink"/>
@@ -26452,7 +26452,7 @@
       <w:r>
         <w:t xml:space="preserve">Utah campaign finance and candidate disclosures: </w:t>
       </w:r>
-      <w:hyperlink w:history="1" r:id="rIdjt8eclid__k5tdydlyu9u">
+      <w:hyperlink w:history="1" r:id="rIdt2iebw6fn0pukqya45soc">
         <w:r>
           <w:rPr>
             <w:rStyle w:val="Hyperlink"/>
@@ -26473,7 +26473,7 @@
       <w:r>
         <w:t xml:space="preserve">Utah business registry: </w:t>
       </w:r>
-      <w:hyperlink w:history="1" r:id="rIdbhaag0lzkxaw6zajmwom0">
+      <w:hyperlink w:history="1" r:id="rIdv61j9fx5w4it6tnajnwbj">
         <w:r>
           <w:rPr>
             <w:rStyle w:val="Hyperlink"/>
@@ -26494,7 +26494,7 @@
       <w:r>
         <w:t xml:space="preserve">Utah voter information, sample ballots, pamphlet: </w:t>
       </w:r>
-      <w:hyperlink w:history="1" r:id="rIdzwds8bnrwhipzywoce4sj">
+      <w:hyperlink w:history="1" r:id="rIdp_qs7ym6pyye1bgcszbpz">
         <w:r>
           <w:rPr>
             <w:rStyle w:val="Hyperlink"/>
@@ -26515,7 +26515,7 @@
       <w:r>
         <w:t xml:space="preserve">Judicial Performance Evaluation Commission: </w:t>
       </w:r>
-      <w:hyperlink w:history="1" r:id="rIdziwalcupsysmzdbygwyp7">
+      <w:hyperlink w:history="1" r:id="rIdg3-zh8xinxcwwldpe3r8v">
         <w:r>
           <w:rPr>
             <w:rStyle w:val="Hyperlink"/>
@@ -26536,7 +26536,7 @@
       <w:r>
         <w:t xml:space="preserve">Federal campaign finance: </w:t>
       </w:r>
-      <w:hyperlink w:history="1" r:id="rIdtckh0pmhfvu66ezmdpatf">
+      <w:hyperlink w:history="1" r:id="rId9hjdrkcma9t_b41ih_jkk">
         <w:r>
           <w:rPr>
             <w:rStyle w:val="Hyperlink"/>
@@ -26557,7 +26557,7 @@
       <w:r>
         <w:t xml:space="preserve">The Hive’s 2026 candidate case files: </w:t>
       </w:r>
-      <w:hyperlink w:history="1" r:id="rIdk3nlvcgf_ketbrvhqvmcn">
+      <w:hyperlink w:history="1" r:id="rIdnhn-isugqu8omfadpdewn">
         <w:r>
           <w:rPr>
             <w:rStyle w:val="Hyperlink"/>
@@ -26578,7 +26578,7 @@
       <w:r>
         <w:t xml:space="preserve">The Hive’s questionnaire for every candidate: </w:t>
       </w:r>
-      <w:hyperlink w:history="1" r:id="rIdg7cqsha_swnte9jqfk70r">
+      <w:hyperlink w:history="1" r:id="rIduwsk9rgyovilej2lq4zdc">
         <w:r>
           <w:rPr>
             <w:rStyle w:val="Hyperlink"/>
